--- a/Absract Class/Abstract Class.docx
+++ b/Absract Class/Abstract Class.docx
@@ -2,219 +2,480 @@
 <file path=word/document.xml><?xml version="1.0" encoding="utf-8"?>
 <w:document xmlns:wpc="http://schemas.microsoft.com/office/word/2010/wordprocessingCanvas" xmlns:cx="http://schemas.microsoft.com/office/drawing/2014/chartex" xmlns:cx1="http://schemas.microsoft.com/office/drawing/2015/9/8/chartex" xmlns:cx2="http://schemas.microsoft.com/office/drawing/2015/10/21/chartex" xmlns:cx3="http://schemas.microsoft.com/office/drawing/2016/5/9/chartex" xmlns:cx4="http://schemas.microsoft.com/office/drawing/2016/5/10/chartex" xmlns:cx5="http://schemas.microsoft.com/office/drawing/2016/5/11/chartex" xmlns:cx6="http://schemas.microsoft.com/office/drawing/2016/5/12/chartex" xmlns:cx7="http://schemas.microsoft.com/office/drawing/2016/5/13/chartex" xmlns:cx8="http://schemas.microsoft.com/office/drawing/2016/5/14/chartex" xmlns:mc="http://schemas.openxmlformats.org/markup-compatibility/2006" xmlns:aink="http://schemas.microsoft.com/office/drawing/2016/ink" xmlns:am3d="http://schemas.microsoft.com/office/drawing/2017/model3d" xmlns:o="urn:schemas-microsoft-com:office:office" xmlns:oel="http://schemas.microsoft.com/office/2019/extlst" xmlns:r="http://schemas.openxmlformats.org/officeDocument/2006/relationships" xmlns:m="http://schemas.openxmlformats.org/officeDocument/2006/math" xmlns:v="urn:schemas-microsoft-com:vml" xmlns:wp14="http://schemas.microsoft.com/office/word/2010/wordprocessingDrawing" xmlns:wp="http://schemas.openxmlformats.org/drawingml/2006/wordprocessingDrawing" xmlns:w10="urn:schemas-microsoft-com:office:word" xmlns:w="http://schemas.openxmlformats.org/wordprocessingml/2006/main" xmlns:w14="http://schemas.microsoft.com/office/word/2010/wordml" xmlns:w15="http://schemas.microsoft.com/office/word/2012/wordml" xmlns:w16cex="http://schemas.microsoft.com/office/word/2018/wordml/cex" xmlns:w16cid="http://schemas.microsoft.com/office/word/2016/wordml/cid" xmlns:w16="http://schemas.microsoft.com/office/word/2018/wordml" xmlns:w16sdtdh="http://schemas.microsoft.com/office/word/2020/wordml/sdtdatahash" xmlns:w16se="http://schemas.microsoft.com/office/word/2015/wordml/symex" xmlns:wpg="http://schemas.microsoft.com/office/word/2010/wordprocessingGroup" xmlns:wpi="http://schemas.microsoft.com/office/word/2010/wordprocessingInk" xmlns:wne="http://schemas.microsoft.com/office/word/2006/wordml" xmlns:wps="http://schemas.microsoft.com/office/word/2010/wordprocessingShape" mc:Ignorable="w14 w15 w16se w16cid w16 w16cex w16sdtdh wp14">
   <w:body>
-    <w:p>
-      <w:r>
-        <w:rPr>
-          <w:b/>
-          <w:bCs/>
-        </w:rPr>
-        <w:t>Project Topic</w:t>
-      </w:r>
-      <w:r>
-        <w:t xml:space="preserve">                                              </w:t>
-      </w:r>
-      <w:r>
-        <w:rPr>
-          <w:b/>
-          <w:bCs/>
-        </w:rPr>
-        <w:t>Abstract Class</w:t>
-      </w:r>
-      <w:r>
-        <w:t xml:space="preserve">                                      </w:t>
-      </w:r>
-      <w:r>
-        <w:rPr>
-          <w:b/>
-          <w:bCs/>
-        </w:rPr>
-        <w:t>Classes tha</w:t>
-      </w:r>
-      <w:r>
-        <w:rPr>
-          <w:b/>
-          <w:bCs/>
-        </w:rPr>
-        <w:t xml:space="preserve">t </w:t>
-      </w:r>
-      <w:r>
-        <w:rPr>
-          <w:b/>
-          <w:bCs/>
-        </w:rPr>
-        <w:t>Implement It</w:t>
-      </w:r>
-    </w:p>
-    <w:p>
-      <w:r>
-        <w:t>1. School Management System</w:t>
-      </w:r>
-      <w:r>
-        <w:t xml:space="preserve">                </w:t>
-      </w:r>
-      <w:r>
-        <w:t>Person</w:t>
-      </w:r>
-      <w:r>
-        <w:t xml:space="preserve">                                                 </w:t>
-      </w:r>
-      <w:r>
-        <w:t>Student, Teacher, Principal</w:t>
-      </w:r>
-    </w:p>
-    <w:p>
-      <w:r>
-        <w:t>2. Banking System</w:t>
-      </w:r>
-      <w:r>
-        <w:t xml:space="preserve">                                   </w:t>
-      </w:r>
-      <w:r>
-        <w:t>BankAccount</w:t>
-      </w:r>
-      <w:r>
-        <w:t xml:space="preserve">                                </w:t>
-      </w:r>
-      <w:r>
-        <w:t>SavingsAccount,CurrentAccount</w:t>
-      </w:r>
-    </w:p>
-    <w:p>
-      <w:r>
-        <w:t>3. Hospital Management System</w:t>
-      </w:r>
-      <w:r>
-        <w:t xml:space="preserve">         </w:t>
-      </w:r>
-      <w:r>
-        <w:t>HospitalStaff</w:t>
-      </w:r>
-      <w:r>
-        <w:t xml:space="preserve">                                </w:t>
-      </w:r>
-      <w:r>
-        <w:t>Doctor, Nurse, Pharmacist</w:t>
-      </w:r>
-    </w:p>
-    <w:p>
-      <w:r>
-        <w:t>4. Library Management System</w:t>
-      </w:r>
-      <w:r>
-        <w:t xml:space="preserve">           </w:t>
-      </w:r>
-      <w:r>
-        <w:t>LibraryItem</w:t>
-      </w:r>
-      <w:r>
-        <w:t xml:space="preserve">                                   </w:t>
-      </w:r>
-      <w:r>
-        <w:t>Book, Magazine, Newspaper</w:t>
-      </w:r>
-    </w:p>
-    <w:p>
-      <w:r>
-        <w:t>5. Vehicle Rental System</w:t>
-      </w:r>
-      <w:r>
-        <w:t xml:space="preserve">                         </w:t>
-      </w:r>
-      <w:r>
-        <w:t>Vehicle</w:t>
-      </w:r>
-      <w:r>
-        <w:t xml:space="preserve">                                         </w:t>
-      </w:r>
-      <w:r>
-        <w:t>Car, Bike, Truck</w:t>
-      </w:r>
-    </w:p>
-    <w:p>
-      <w:r>
-        <w:t>6. Online Shopping System</w:t>
-      </w:r>
-      <w:r>
-        <w:t xml:space="preserve">                     </w:t>
-      </w:r>
-      <w:r>
-        <w:t>Product</w:t>
-      </w:r>
-      <w:r>
-        <w:t xml:space="preserve">                                        </w:t>
-      </w:r>
-      <w:r>
-        <w:t>Electronics, Clothing, Groceries</w:t>
-      </w:r>
-    </w:p>
-    <w:p>
-      <w:r>
-        <w:t>7. Employee Payroll System</w:t>
-      </w:r>
-      <w:r>
-        <w:t xml:space="preserve">                  </w:t>
-      </w:r>
-      <w:r>
-        <w:t>Employee</w:t>
-      </w:r>
-      <w:r>
-        <w:t xml:space="preserve">                         Fulltime Employee</w:t>
-      </w:r>
-      <w:r>
-        <w:t>, PartTimeEmployee</w:t>
-      </w:r>
-    </w:p>
-    <w:p>
-      <w:r>
-        <w:t>8. Animal Management System</w:t>
-      </w:r>
-      <w:r>
-        <w:t xml:space="preserve">            </w:t>
-      </w:r>
-      <w:r>
-        <w:t>Animal</w:t>
-      </w:r>
-      <w:r>
-        <w:t xml:space="preserve">                                                   </w:t>
-      </w:r>
-      <w:r>
-        <w:t>Dog, Cat, Bird</w:t>
-      </w:r>
-    </w:p>
-    <w:p>
-      <w:r>
-        <w:t>9. Restaurant Ordering System</w:t>
-      </w:r>
-      <w:r>
-        <w:t xml:space="preserve">            </w:t>
-      </w:r>
-      <w:r>
-        <w:t>MenuItem</w:t>
-      </w:r>
-      <w:r>
-        <w:t xml:space="preserve">                                     </w:t>
-      </w:r>
-      <w:r>
-        <w:t>Food, Drink, Dessert</w:t>
-      </w:r>
-    </w:p>
-    <w:p>
-      <w:r>
-        <w:t>10. Shape Calculator</w:t>
-      </w:r>
-      <w:r>
-        <w:t xml:space="preserve">                                 </w:t>
-      </w:r>
-      <w:r>
-        <w:t>Shape</w:t>
-      </w:r>
-      <w:r>
-        <w:t xml:space="preserve">                                        </w:t>
-      </w:r>
-      <w:r>
-        <w:t>Circle, Rectangle, Triangle</w:t>
-      </w:r>
-    </w:p>
+    <w:tbl>
+      <w:tblPr>
+        <w:tblStyle w:val="TableGrid"/>
+        <w:tblpPr w:leftFromText="180" w:rightFromText="180" w:vertAnchor="text" w:horzAnchor="margin" w:tblpXSpec="center" w:tblpY="101"/>
+        <w:tblW w:w="9937" w:type="dxa"/>
+        <w:tblLook w:val="04A0" w:firstRow="1" w:lastRow="0" w:firstColumn="1" w:lastColumn="0" w:noHBand="0" w:noVBand="1"/>
+      </w:tblPr>
+      <w:tblGrid>
+        <w:gridCol w:w="3312"/>
+        <w:gridCol w:w="3312"/>
+        <w:gridCol w:w="3313"/>
+      </w:tblGrid>
+      <w:tr>
+        <w:trPr>
+          <w:trHeight w:val="1406"/>
+        </w:trPr>
+        <w:tc>
+          <w:tcPr>
+            <w:tcW w:w="3312" w:type="dxa"/>
+          </w:tcPr>
+          <w:p>
+            <w:pPr>
+              <w:jc w:val="center"/>
+              <w:rPr>
+                <w:rFonts w:ascii="Aptos Display" w:hAnsi="Aptos Display"/>
+              </w:rPr>
+            </w:pPr>
+            <w:r>
+              <w:rPr>
+                <w:rFonts w:ascii="Aptos Display" w:hAnsi="Aptos Display"/>
+                <w:b/>
+                <w:bCs/>
+              </w:rPr>
+              <w:t>Project Topic</w:t>
+            </w:r>
+            <w:r>
+              <w:rPr>
+                <w:rFonts w:ascii="Aptos Display" w:hAnsi="Aptos Display"/>
+              </w:rPr>
+              <w:t xml:space="preserve">                                              </w:t>
+            </w:r>
+            <w:r>
+              <w:rPr>
+                <w:rFonts w:ascii="Aptos Display" w:hAnsi="Aptos Display"/>
+                <w:b/>
+                <w:bCs/>
+              </w:rPr>
+              <w:t>Abstract Class</w:t>
+            </w:r>
+            <w:r>
+              <w:rPr>
+                <w:rFonts w:ascii="Aptos Display" w:hAnsi="Aptos Display"/>
+              </w:rPr>
+              <w:t xml:space="preserve">                                      </w:t>
+            </w:r>
+            <w:r>
+              <w:rPr>
+                <w:rFonts w:ascii="Aptos Display" w:hAnsi="Aptos Display"/>
+                <w:b/>
+                <w:bCs/>
+              </w:rPr>
+              <w:t>Classes that Implement It</w:t>
+            </w:r>
+          </w:p>
+        </w:tc>
+        <w:tc>
+          <w:tcPr>
+            <w:tcW w:w="3312" w:type="dxa"/>
+          </w:tcPr>
+          <w:p>
+            <w:pPr>
+              <w:jc w:val="center"/>
+              <w:rPr>
+                <w:rFonts w:ascii="Aptos Display" w:hAnsi="Aptos Display"/>
+                <w:b/>
+                <w:bCs/>
+              </w:rPr>
+            </w:pPr>
+            <w:r>
+              <w:rPr>
+                <w:rFonts w:ascii="Aptos Display" w:hAnsi="Aptos Display"/>
+                <w:b/>
+                <w:bCs/>
+              </w:rPr>
+              <w:t>Abstract Class</w:t>
+            </w:r>
+          </w:p>
+          <w:p>
+            <w:pPr>
+              <w:jc w:val="center"/>
+              <w:rPr>
+                <w:rFonts w:ascii="Aptos Display" w:hAnsi="Aptos Display"/>
+              </w:rPr>
+            </w:pPr>
+          </w:p>
+        </w:tc>
+        <w:tc>
+          <w:tcPr>
+            <w:tcW w:w="3313" w:type="dxa"/>
+          </w:tcPr>
+          <w:p>
+            <w:pPr>
+              <w:jc w:val="center"/>
+              <w:rPr>
+                <w:rFonts w:ascii="Aptos Display" w:hAnsi="Aptos Display"/>
+              </w:rPr>
+            </w:pPr>
+            <w:r>
+              <w:rPr>
+                <w:rFonts w:ascii="Aptos Display" w:hAnsi="Aptos Display"/>
+                <w:b/>
+                <w:bCs/>
+              </w:rPr>
+              <w:t>Classes that Implement It</w:t>
+            </w:r>
+          </w:p>
+        </w:tc>
+      </w:tr>
+      <w:tr>
+        <w:trPr>
+          <w:trHeight w:val="474"/>
+        </w:trPr>
+        <w:tc>
+          <w:tcPr>
+            <w:tcW w:w="3312" w:type="dxa"/>
+          </w:tcPr>
+          <w:p>
+            <w:r>
+              <w:t xml:space="preserve">1. School Management System                </w:t>
+            </w:r>
+          </w:p>
+        </w:tc>
+        <w:tc>
+          <w:tcPr>
+            <w:tcW w:w="3312" w:type="dxa"/>
+          </w:tcPr>
+          <w:p>
+            <w:r>
+              <w:t xml:space="preserve">Person                                                 </w:t>
+            </w:r>
+          </w:p>
+        </w:tc>
+        <w:tc>
+          <w:tcPr>
+            <w:tcW w:w="3313" w:type="dxa"/>
+          </w:tcPr>
+          <w:p>
+            <w:r>
+              <w:t>Student, Teacher, Principal</w:t>
+            </w:r>
+          </w:p>
+        </w:tc>
+      </w:tr>
+      <w:tr>
+        <w:trPr>
+          <w:trHeight w:val="457"/>
+        </w:trPr>
+        <w:tc>
+          <w:tcPr>
+            <w:tcW w:w="3312" w:type="dxa"/>
+          </w:tcPr>
+          <w:p>
+            <w:r>
+              <w:t xml:space="preserve">2. Banking System                                   </w:t>
+            </w:r>
+          </w:p>
+        </w:tc>
+        <w:tc>
+          <w:tcPr>
+            <w:tcW w:w="3312" w:type="dxa"/>
+          </w:tcPr>
+          <w:p>
+            <w:r>
+              <w:t xml:space="preserve">Bank Account                                         </w:t>
+            </w:r>
+          </w:p>
+        </w:tc>
+        <w:tc>
+          <w:tcPr>
+            <w:tcW w:w="3313" w:type="dxa"/>
+          </w:tcPr>
+          <w:p>
+            <w:r>
+              <w:t>Savings Accoun</w:t>
+            </w:r>
+            <w:r>
+              <w:t>t</w:t>
+            </w:r>
+          </w:p>
+        </w:tc>
+      </w:tr>
+      <w:tr>
+        <w:trPr>
+          <w:trHeight w:val="474"/>
+        </w:trPr>
+        <w:tc>
+          <w:tcPr>
+            <w:tcW w:w="3312" w:type="dxa"/>
+          </w:tcPr>
+          <w:p>
+            <w:r>
+              <w:t xml:space="preserve">3. Hospital Management </w:t>
+            </w:r>
+          </w:p>
+        </w:tc>
+        <w:tc>
+          <w:tcPr>
+            <w:tcW w:w="3312" w:type="dxa"/>
+          </w:tcPr>
+          <w:p>
+            <w:r>
+              <w:t xml:space="preserve">Hospital Staff                                          </w:t>
+            </w:r>
+          </w:p>
+        </w:tc>
+        <w:tc>
+          <w:tcPr>
+            <w:tcW w:w="3313" w:type="dxa"/>
+          </w:tcPr>
+          <w:p>
+            <w:r>
+              <w:t>Doctor, Nurse</w:t>
+            </w:r>
+          </w:p>
+        </w:tc>
+      </w:tr>
+      <w:tr>
+        <w:trPr>
+          <w:trHeight w:val="474"/>
+        </w:trPr>
+        <w:tc>
+          <w:tcPr>
+            <w:tcW w:w="3312" w:type="dxa"/>
+          </w:tcPr>
+          <w:p>
+            <w:r>
+              <w:t xml:space="preserve">4. Library Management System           </w:t>
+            </w:r>
+          </w:p>
+        </w:tc>
+        <w:tc>
+          <w:tcPr>
+            <w:tcW w:w="3312" w:type="dxa"/>
+          </w:tcPr>
+          <w:p>
+            <w:r>
+              <w:t xml:space="preserve">Library Item                                              </w:t>
+            </w:r>
+          </w:p>
+        </w:tc>
+        <w:tc>
+          <w:tcPr>
+            <w:tcW w:w="3313" w:type="dxa"/>
+          </w:tcPr>
+          <w:p>
+            <w:r>
+              <w:t>Book, Magazine</w:t>
+            </w:r>
+          </w:p>
+        </w:tc>
+      </w:tr>
+      <w:tr>
+        <w:trPr>
+          <w:trHeight w:val="457"/>
+        </w:trPr>
+        <w:tc>
+          <w:tcPr>
+            <w:tcW w:w="3312" w:type="dxa"/>
+          </w:tcPr>
+          <w:p>
+            <w:r>
+              <w:t xml:space="preserve">5. Vehicle Rental System                         </w:t>
+            </w:r>
+          </w:p>
+        </w:tc>
+        <w:tc>
+          <w:tcPr>
+            <w:tcW w:w="3312" w:type="dxa"/>
+          </w:tcPr>
+          <w:p>
+            <w:r>
+              <w:t xml:space="preserve">Vehicle                                                   </w:t>
+            </w:r>
+          </w:p>
+        </w:tc>
+        <w:tc>
+          <w:tcPr>
+            <w:tcW w:w="3313" w:type="dxa"/>
+          </w:tcPr>
+          <w:p>
+            <w:r>
+              <w:t>Car, Bike, Truck</w:t>
+            </w:r>
+          </w:p>
+        </w:tc>
+      </w:tr>
+      <w:tr>
+        <w:trPr>
+          <w:trHeight w:val="474"/>
+        </w:trPr>
+        <w:tc>
+          <w:tcPr>
+            <w:tcW w:w="3312" w:type="dxa"/>
+          </w:tcPr>
+          <w:p>
+            <w:r>
+              <w:t xml:space="preserve">6. Online Shopping System                     </w:t>
+            </w:r>
+          </w:p>
+        </w:tc>
+        <w:tc>
+          <w:tcPr>
+            <w:tcW w:w="3312" w:type="dxa"/>
+          </w:tcPr>
+          <w:p>
+            <w:r>
+              <w:t xml:space="preserve">Product                                                   </w:t>
+            </w:r>
+          </w:p>
+        </w:tc>
+        <w:tc>
+          <w:tcPr>
+            <w:tcW w:w="3313" w:type="dxa"/>
+          </w:tcPr>
+          <w:p>
+            <w:r>
+              <w:t>Electronics, Clothing</w:t>
+            </w:r>
+          </w:p>
+        </w:tc>
+      </w:tr>
+      <w:tr>
+        <w:trPr>
+          <w:trHeight w:val="474"/>
+        </w:trPr>
+        <w:tc>
+          <w:tcPr>
+            <w:tcW w:w="3312" w:type="dxa"/>
+          </w:tcPr>
+          <w:p>
+            <w:r>
+              <w:t xml:space="preserve">7. Employee Payroll System                  </w:t>
+            </w:r>
+          </w:p>
+        </w:tc>
+        <w:tc>
+          <w:tcPr>
+            <w:tcW w:w="3312" w:type="dxa"/>
+          </w:tcPr>
+          <w:p>
+            <w:r>
+              <w:t xml:space="preserve">Employee                                                </w:t>
+            </w:r>
+          </w:p>
+        </w:tc>
+        <w:tc>
+          <w:tcPr>
+            <w:tcW w:w="3313" w:type="dxa"/>
+          </w:tcPr>
+          <w:p>
+            <w:r>
+              <w:t>Fulltime Employee</w:t>
+            </w:r>
+          </w:p>
+        </w:tc>
+      </w:tr>
+      <w:tr>
+        <w:trPr>
+          <w:trHeight w:val="457"/>
+        </w:trPr>
+        <w:tc>
+          <w:tcPr>
+            <w:tcW w:w="3312" w:type="dxa"/>
+          </w:tcPr>
+          <w:p>
+            <w:r>
+              <w:t xml:space="preserve">8. Animal Management System            </w:t>
+            </w:r>
+          </w:p>
+        </w:tc>
+        <w:tc>
+          <w:tcPr>
+            <w:tcW w:w="3312" w:type="dxa"/>
+          </w:tcPr>
+          <w:p>
+            <w:r>
+              <w:t xml:space="preserve">Animal                                                     </w:t>
+            </w:r>
+          </w:p>
+        </w:tc>
+        <w:tc>
+          <w:tcPr>
+            <w:tcW w:w="3313" w:type="dxa"/>
+          </w:tcPr>
+          <w:p>
+            <w:r>
+              <w:t>Dog, Cat, Bird</w:t>
+            </w:r>
+          </w:p>
+        </w:tc>
+      </w:tr>
+      <w:tr>
+        <w:trPr>
+          <w:trHeight w:val="474"/>
+        </w:trPr>
+        <w:tc>
+          <w:tcPr>
+            <w:tcW w:w="3312" w:type="dxa"/>
+          </w:tcPr>
+          <w:p>
+            <w:r>
+              <w:t xml:space="preserve">9. Restaurant Ordering System            </w:t>
+            </w:r>
+          </w:p>
+        </w:tc>
+        <w:tc>
+          <w:tcPr>
+            <w:tcW w:w="3312" w:type="dxa"/>
+          </w:tcPr>
+          <w:p>
+            <w:r>
+              <w:t xml:space="preserve">MenuItem                                               </w:t>
+            </w:r>
+          </w:p>
+        </w:tc>
+        <w:tc>
+          <w:tcPr>
+            <w:tcW w:w="3313" w:type="dxa"/>
+          </w:tcPr>
+          <w:p>
+            <w:r>
+              <w:t>Food, Drink, Dessert</w:t>
+            </w:r>
+          </w:p>
+        </w:tc>
+      </w:tr>
+      <w:tr>
+        <w:trPr>
+          <w:trHeight w:val="474"/>
+        </w:trPr>
+        <w:tc>
+          <w:tcPr>
+            <w:tcW w:w="3312" w:type="dxa"/>
+          </w:tcPr>
+          <w:p>
+            <w:r>
+              <w:t xml:space="preserve">10. Shape Calculator                              </w:t>
+            </w:r>
+          </w:p>
+        </w:tc>
+        <w:tc>
+          <w:tcPr>
+            <w:tcW w:w="3312" w:type="dxa"/>
+          </w:tcPr>
+          <w:p>
+            <w:r>
+              <w:t xml:space="preserve">Shape                                                      </w:t>
+            </w:r>
+          </w:p>
+        </w:tc>
+        <w:tc>
+          <w:tcPr>
+            <w:tcW w:w="3313" w:type="dxa"/>
+          </w:tcPr>
+          <w:p>
+            <w:r>
+              <w:t>Circle, Rectangle, Triangle</w:t>
+            </w:r>
+          </w:p>
+        </w:tc>
+      </w:tr>
+    </w:tbl>
+    <w:p/>
+    <w:p/>
     <w:sectPr>
       <w:pgSz w:w="11906" w:h="16838"/>
       <w:pgMar w:top="1440" w:right="1440" w:bottom="1440" w:left="1440" w:header="708" w:footer="708" w:gutter="0"/>
@@ -1140,6 +1401,25 @@
       <w:spacing w:val="5"/>
     </w:rPr>
   </w:style>
+  <w:style w:type="table" w:styleId="TableGrid">
+    <w:name w:val="Table Grid"/>
+    <w:basedOn w:val="TableNormal"/>
+    <w:uiPriority w:val="39"/>
+    <w:rsid w:val="002A327D"/>
+    <w:pPr>
+      <w:spacing w:after="0" w:line="240" w:lineRule="auto"/>
+    </w:pPr>
+    <w:tblPr>
+      <w:tblBorders>
+        <w:top w:val="single" w:sz="4" w:space="0" w:color="auto"/>
+        <w:left w:val="single" w:sz="4" w:space="0" w:color="auto"/>
+        <w:bottom w:val="single" w:sz="4" w:space="0" w:color="auto"/>
+        <w:right w:val="single" w:sz="4" w:space="0" w:color="auto"/>
+        <w:insideH w:val="single" w:sz="4" w:space="0" w:color="auto"/>
+        <w:insideV w:val="single" w:sz="4" w:space="0" w:color="auto"/>
+      </w:tblBorders>
+    </w:tblPr>
+  </w:style>
 </w:styles>
 </file>
 
